--- a/EXPORTS/DOCX/published/niveau3/Dutch/Museon.docx
+++ b/EXPORTS/DOCX/published/niveau3/Dutch/Museon.docx
@@ -264,7 +264,7 @@
           <w:rFonts w:ascii="Charis SIL Regular" w:hAnsi="Charis SIL Regular" w:eastAsia="Charis SIL Regular"/>
           <w:b w:val="0"/>
           <w:i w:val="0"/>
-          <w:color w:val="0066CC"/>
+          <w:color w:val="0000FF"/>
           <w:sz w:val="24"/>
           <w:u w:val="single"/>
         </w:rPr>
@@ -282,7 +282,7 @@
           <w:rFonts w:ascii="Charis SIL Regular" w:hAnsi="Charis SIL Regular" w:eastAsia="Charis SIL Regular"/>
           <w:b w:val="0"/>
           <w:i w:val="0"/>
-          <w:color w:val="0066CC"/>
+          <w:color w:val="0000FF"/>
           <w:sz w:val="24"/>
           <w:u w:val="single"/>
         </w:rPr>
@@ -293,7 +293,7 @@
           <w:rFonts w:ascii="Charis SIL Regular" w:hAnsi="Charis SIL Regular" w:eastAsia="Charis SIL Regular"/>
           <w:b w:val="0"/>
           <w:i w:val="0"/>
-          <w:color w:val="0066CC"/>
+          <w:color w:val="0000FF"/>
           <w:sz w:val="24"/>
           <w:u w:val="single"/>
         </w:rPr>
@@ -311,7 +311,7 @@
           <w:rFonts w:ascii="Charis SIL Regular" w:hAnsi="Charis SIL Regular" w:eastAsia="Charis SIL Regular"/>
           <w:b w:val="0"/>
           <w:i w:val="0"/>
-          <w:color w:val="0066CC"/>
+          <w:color w:val="0000FF"/>
           <w:sz w:val="24"/>
           <w:u w:val="single"/>
         </w:rPr>
@@ -322,7 +322,7 @@
           <w:rFonts w:ascii="Charis SIL Regular" w:hAnsi="Charis SIL Regular" w:eastAsia="Charis SIL Regular"/>
           <w:b w:val="0"/>
           <w:i w:val="0"/>
-          <w:color w:val="0066CC"/>
+          <w:color w:val="0000FF"/>
           <w:sz w:val="24"/>
           <w:u w:val="single"/>
         </w:rPr>
@@ -357,7 +357,7 @@
       </w:r>
       <w:r>
         <w:rPr>
-          <w:u w:val="single" w:color="0066cc"/>
+          <w:u w:val="single" w:color="0000ff"/>
           <w:rFonts w:ascii="Charis SIL Regular" w:hAnsi="Charis SIL Regular" w:eastAsia="Charis SIL Regular"/>
           <w:b w:val="0"/>
           <w:i w:val="0"/>
@@ -368,7 +368,7 @@
       </w:r>
       <w:r>
         <w:rPr>
-          <w:u w:val="single" w:color="0066cc"/>
+          <w:u w:val="single" w:color="0000ff"/>
           <w:rFonts w:ascii="Charis SIL Regular" w:hAnsi="Charis SIL Regular" w:eastAsia="Charis SIL Regular"/>
           <w:b w:val="0"/>
           <w:i w:val="0"/>
@@ -386,7 +386,7 @@
       </w:r>
       <w:r>
         <w:rPr>
-          <w:u w:val="single" w:color="0066cc"/>
+          <w:u w:val="single" w:color="0000ff"/>
           <w:rFonts w:ascii="Charis SIL Regular" w:hAnsi="Charis SIL Regular" w:eastAsia="Charis SIL Regular"/>
           <w:b w:val="0"/>
           <w:i w:val="0"/>
@@ -613,7 +613,7 @@
           <w:rFonts w:ascii="Charis SIL Regular" w:hAnsi="Charis SIL Regular" w:eastAsia="Charis SIL Regular"/>
           <w:b w:val="0"/>
           <w:i w:val="0"/>
-          <w:color w:val="0066CC"/>
+          <w:color w:val="0000FF"/>
           <w:sz w:val="24"/>
           <w:u w:val="single"/>
         </w:rPr>
@@ -631,7 +631,7 @@
           <w:rFonts w:ascii="Charis SIL Regular" w:hAnsi="Charis SIL Regular" w:eastAsia="Charis SIL Regular"/>
           <w:b w:val="0"/>
           <w:i w:val="0"/>
-          <w:color w:val="0066CC"/>
+          <w:color w:val="0000FF"/>
           <w:sz w:val="24"/>
           <w:u w:val="single"/>
         </w:rPr>
@@ -642,7 +642,7 @@
           <w:rFonts w:ascii="Charis SIL Regular" w:hAnsi="Charis SIL Regular" w:eastAsia="Charis SIL Regular"/>
           <w:b w:val="0"/>
           <w:i w:val="0"/>
-          <w:color w:val="0066CC"/>
+          <w:color w:val="0000FF"/>
           <w:sz w:val="24"/>
           <w:u w:val="single"/>
         </w:rPr>
@@ -751,7 +751,7 @@
           <w:rFonts w:ascii="Charis SIL Regular" w:hAnsi="Charis SIL Regular" w:eastAsia="Charis SIL Regular"/>
           <w:b w:val="0"/>
           <w:i w:val="0"/>
-          <w:color w:val="0066CC"/>
+          <w:color w:val="0000FF"/>
           <w:sz w:val="24"/>
           <w:u w:val="single"/>
         </w:rPr>
@@ -1041,7 +1041,7 @@
           <w:rFonts w:ascii="Charis SIL Regular" w:hAnsi="Charis SIL Regular" w:eastAsia="Charis SIL Regular"/>
           <w:b w:val="0"/>
           <w:i w:val="0"/>
-          <w:color w:val="0066CC"/>
+          <w:color w:val="0000FF"/>
           <w:sz w:val="24"/>
           <w:u w:val="single"/>
         </w:rPr>
@@ -1076,7 +1076,7 @@
       </w:r>
       <w:r>
         <w:rPr>
-          <w:u w:val="single" w:color="0066cc"/>
+          <w:u w:val="single" w:color="0000ff"/>
           <w:rFonts w:ascii="Charis SIL Regular" w:hAnsi="Charis SIL Regular" w:eastAsia="Charis SIL Regular"/>
           <w:b w:val="0"/>
           <w:i w:val="0"/>
@@ -1137,7 +1137,7 @@
           <w:rFonts w:ascii="Charis SIL Regular" w:hAnsi="Charis SIL Regular" w:eastAsia="Charis SIL Regular"/>
           <w:b w:val="0"/>
           <w:i w:val="0"/>
-          <w:color w:val="0066CC"/>
+          <w:color w:val="0000FF"/>
           <w:sz w:val="24"/>
           <w:u w:val="single"/>
         </w:rPr>
@@ -1155,7 +1155,7 @@
           <w:rFonts w:ascii="Charis SIL Regular" w:hAnsi="Charis SIL Regular" w:eastAsia="Charis SIL Regular"/>
           <w:b w:val="0"/>
           <w:i w:val="0"/>
-          <w:color w:val="0066CC"/>
+          <w:color w:val="0000FF"/>
           <w:sz w:val="24"/>
           <w:u w:val="single"/>
         </w:rPr>
@@ -1203,7 +1203,7 @@
           <w:rFonts w:ascii="Charis SIL Regular" w:hAnsi="Charis SIL Regular" w:eastAsia="Charis SIL Regular"/>
           <w:b w:val="0"/>
           <w:i w:val="0"/>
-          <w:color w:val="0066CC"/>
+          <w:color w:val="0000FF"/>
           <w:sz w:val="24"/>
           <w:u w:val="single"/>
         </w:rPr>
@@ -1221,7 +1221,7 @@
           <w:rFonts w:ascii="Charis SIL Regular" w:hAnsi="Charis SIL Regular" w:eastAsia="Charis SIL Regular"/>
           <w:b w:val="0"/>
           <w:i w:val="0"/>
-          <w:color w:val="0066CC"/>
+          <w:color w:val="0000FF"/>
           <w:sz w:val="24"/>
           <w:u w:val="single"/>
         </w:rPr>
@@ -1232,7 +1232,7 @@
           <w:rFonts w:ascii="Charis SIL Regular" w:hAnsi="Charis SIL Regular" w:eastAsia="Charis SIL Regular"/>
           <w:b w:val="0"/>
           <w:i w:val="0"/>
-          <w:color w:val="0066CC"/>
+          <w:color w:val="0000FF"/>
           <w:sz w:val="24"/>
           <w:u w:val="single"/>
         </w:rPr>
@@ -1267,18 +1267,36 @@
       </w:r>
       <w:r>
         <w:rPr>
-          <w:u w:val="single" w:color="0066cc"/>
+          <w:u w:val="single" w:color="0000ff"/>
           <w:rFonts w:ascii="Charis SIL Regular" w:hAnsi="Charis SIL Regular" w:eastAsia="Charis SIL Regular"/>
           <w:b w:val="0"/>
           <w:i w:val="0"/>
           <w:color w:val="000000"/>
           <w:sz w:val="24"/>
         </w:rPr>
-        <w:t>eum w</w:t>
+        <w:t>e</w:t>
       </w:r>
       <w:r>
         <w:rPr>
-          <w:u w:val="single" w:color="0066cc"/>
+          <w:u w:val="single" w:color="0000ff"/>
+          <w:rFonts w:ascii="Charis SIL Regular" w:hAnsi="Charis SIL Regular" w:eastAsia="Charis SIL Regular"/>
+          <w:b w:val="0"/>
+          <w:i w:val="0"/>
+          <w:color w:val="000000"/>
+          <w:sz w:val="24"/>
+        </w:rPr>
+        <w:hyperlink r:id="rId14" w:history="1">
+          <w:r>
+            <w:rPr>
+              <w:rStyle w:val="Hyperlink"/>
+            </w:rPr>
+            <w:t>um w</w:t>
+          </w:r>
+        </w:hyperlink>
+      </w:r>
+      <w:r>
+        <w:rPr>
+          <w:u w:val="single" w:color="0000ff"/>
           <w:rFonts w:ascii="Charis SIL Regular" w:hAnsi="Charis SIL Regular" w:eastAsia="Charis SIL Regular"/>
           <w:b w:val="0"/>
           <w:i w:val="0"/>
@@ -1329,7 +1347,7 @@
           <w:rFonts w:ascii="Charis SIL Regular" w:hAnsi="Charis SIL Regular" w:eastAsia="Charis SIL Regular"/>
           <w:b w:val="0"/>
           <w:i w:val="0"/>
-          <w:color w:val="0066CC"/>
+          <w:color w:val="0000FF"/>
           <w:sz w:val="24"/>
           <w:u w:val="single"/>
         </w:rPr>
@@ -1347,7 +1365,7 @@
           <w:rFonts w:ascii="Charis SIL Regular" w:hAnsi="Charis SIL Regular" w:eastAsia="Charis SIL Regular"/>
           <w:b w:val="0"/>
           <w:i w:val="0"/>
-          <w:color w:val="0066CC"/>
+          <w:color w:val="0000FF"/>
           <w:sz w:val="24"/>
           <w:u w:val="single"/>
         </w:rPr>
@@ -1358,7 +1376,7 @@
           <w:rFonts w:ascii="Charis SIL Regular" w:hAnsi="Charis SIL Regular" w:eastAsia="Charis SIL Regular"/>
           <w:b w:val="0"/>
           <w:i w:val="0"/>
-          <w:color w:val="0066CC"/>
+          <w:color w:val="0000FF"/>
           <w:sz w:val="24"/>
           <w:u w:val="single"/>
         </w:rPr>
@@ -1393,7 +1411,7 @@
       </w:r>
       <w:r>
         <w:rPr>
-          <w:u w:val="single" w:color="0066cc"/>
+          <w:u w:val="single" w:color="0000ff"/>
           <w:rFonts w:ascii="Charis SIL Regular" w:hAnsi="Charis SIL Regular" w:eastAsia="Charis SIL Regular"/>
           <w:b w:val="0"/>
           <w:i w:val="0"/>
@@ -1411,7 +1429,7 @@
       </w:r>
       <w:r>
         <w:rPr>
-          <w:u w:val="single" w:color="0066cc"/>
+          <w:u w:val="single" w:color="0000ff"/>
           <w:rFonts w:ascii="Charis SIL Regular" w:hAnsi="Charis SIL Regular" w:eastAsia="Charis SIL Regular"/>
           <w:b w:val="0"/>
           <w:i w:val="0"/>
@@ -1429,7 +1447,7 @@
       </w:r>
       <w:r>
         <w:rPr>
-          <w:u w:val="single" w:color="0066cc"/>
+          <w:u w:val="single" w:color="0000ff"/>
           <w:rFonts w:ascii="Charis SIL Regular" w:hAnsi="Charis SIL Regular" w:eastAsia="Charis SIL Regular"/>
           <w:b w:val="0"/>
           <w:i w:val="0"/>
@@ -1530,7 +1548,7 @@
           <w:rFonts w:ascii="Charis SIL Regular" w:hAnsi="Charis SIL Regular" w:eastAsia="Charis SIL Regular"/>
           <w:b w:val="0"/>
           <w:i w:val="0"/>
-          <w:color w:val="0066CC"/>
+          <w:color w:val="0000FF"/>
           <w:sz w:val="24"/>
           <w:u w:val="single"/>
         </w:rPr>
@@ -1554,7 +1572,7 @@
           <w:rFonts w:ascii="Charis SIL Regular" w:hAnsi="Charis SIL Regular" w:eastAsia="Charis SIL Regular"/>
           <w:b w:val="0"/>
           <w:i w:val="0"/>
-          <w:color w:val="0066CC"/>
+          <w:color w:val="0000FF"/>
           <w:sz w:val="24"/>
           <w:u w:val="single"/>
         </w:rPr>
@@ -1565,7 +1583,7 @@
           <w:rFonts w:ascii="Charis SIL Regular" w:hAnsi="Charis SIL Regular" w:eastAsia="Charis SIL Regular"/>
           <w:b w:val="0"/>
           <w:i w:val="0"/>
-          <w:color w:val="0066CC"/>
+          <w:color w:val="0000FF"/>
           <w:sz w:val="24"/>
           <w:u w:val="single"/>
         </w:rPr>
@@ -1586,7 +1604,7 @@
           <w:rFonts w:ascii="Charis SIL Regular" w:hAnsi="Charis SIL Regular" w:eastAsia="Charis SIL Regular"/>
           <w:b w:val="0"/>
           <w:i w:val="0"/>
-          <w:color w:val="0066CC"/>
+          <w:color w:val="0000FF"/>
           <w:sz w:val="24"/>
           <w:u w:val="single"/>
         </w:rPr>
@@ -1597,7 +1615,7 @@
           <w:rFonts w:ascii="Charis SIL Regular" w:hAnsi="Charis SIL Regular" w:eastAsia="Charis SIL Regular"/>
           <w:b w:val="0"/>
           <w:i w:val="0"/>
-          <w:color w:val="0066CC"/>
+          <w:color w:val="0000FF"/>
           <w:sz w:val="24"/>
           <w:u w:val="single"/>
         </w:rPr>
@@ -1608,7 +1626,7 @@
           <w:rFonts w:ascii="Charis SIL Regular" w:hAnsi="Charis SIL Regular" w:eastAsia="Charis SIL Regular"/>
           <w:b w:val="0"/>
           <w:i w:val="0"/>
-          <w:color w:val="0066CC"/>
+          <w:color w:val="0000FF"/>
           <w:sz w:val="24"/>
         </w:rPr>
         <w:t>s</w:t>
@@ -1631,7 +1649,7 @@
           <w:rFonts w:ascii="Charis SIL Regular" w:hAnsi="Charis SIL Regular" w:eastAsia="Charis SIL Regular"/>
           <w:b w:val="0"/>
           <w:i w:val="0"/>
-          <w:color w:val="0066CC"/>
+          <w:color w:val="0000FF"/>
           <w:sz w:val="24"/>
           <w:u w:val="single"/>
         </w:rPr>
@@ -1732,7 +1750,7 @@
           <w:rFonts w:ascii="Charis SIL Regular" w:hAnsi="Charis SIL Regular" w:eastAsia="Charis SIL Regular"/>
           <w:b w:val="0"/>
           <w:i w:val="0"/>
-          <w:color w:val="0066CC"/>
+          <w:color w:val="0000FF"/>
           <w:sz w:val="24"/>
           <w:u w:val="single"/>
         </w:rPr>
@@ -1750,7 +1768,7 @@
           <w:rFonts w:ascii="Charis SIL Regular" w:hAnsi="Charis SIL Regular" w:eastAsia="Charis SIL Regular"/>
           <w:b w:val="0"/>
           <w:i w:val="0"/>
-          <w:color w:val="0066CC"/>
+          <w:color w:val="0000FF"/>
           <w:sz w:val="24"/>
           <w:u w:val="single"/>
         </w:rPr>
@@ -1768,7 +1786,7 @@
           <w:rFonts w:ascii="Charis SIL Regular" w:hAnsi="Charis SIL Regular" w:eastAsia="Charis SIL Regular"/>
           <w:b w:val="0"/>
           <w:i w:val="0"/>
-          <w:color w:val="0066CC"/>
+          <w:color w:val="0000FF"/>
           <w:sz w:val="24"/>
           <w:u w:val="single"/>
         </w:rPr>
@@ -1886,7 +1904,7 @@
           <w:rFonts w:ascii="Charis SIL Regular" w:hAnsi="Charis SIL Regular" w:eastAsia="Charis SIL Regular"/>
           <w:b w:val="0"/>
           <w:i w:val="0"/>
-          <w:color w:val="0066CC"/>
+          <w:color w:val="0000FF"/>
           <w:sz w:val="24"/>
         </w:rPr>
         <w:hyperlink r:id="rId14" w:history="1">
@@ -1903,7 +1921,7 @@
           <w:rFonts w:ascii="Charis SIL Regular" w:hAnsi="Charis SIL Regular" w:eastAsia="Charis SIL Regular"/>
           <w:b w:val="0"/>
           <w:i w:val="0"/>
-          <w:color w:val="0066CC"/>
+          <w:color w:val="0000FF"/>
           <w:sz w:val="24"/>
         </w:rPr>
         <w:hyperlink r:id="rId14" w:history="1">
@@ -2049,7 +2067,7 @@
           <w:rFonts w:ascii="Charis SIL Regular" w:hAnsi="Charis SIL Regular" w:eastAsia="Charis SIL Regular"/>
           <w:b w:val="0"/>
           <w:i w:val="0"/>
-          <w:color w:val="0066CC"/>
+          <w:color w:val="0000FF"/>
           <w:sz w:val="24"/>
           <w:u w:val="single"/>
         </w:rPr>
@@ -2067,7 +2085,7 @@
           <w:rFonts w:ascii="Charis SIL Regular" w:hAnsi="Charis SIL Regular" w:eastAsia="Charis SIL Regular"/>
           <w:b w:val="0"/>
           <w:i w:val="0"/>
-          <w:color w:val="0066CC"/>
+          <w:color w:val="0000FF"/>
           <w:sz w:val="24"/>
           <w:u w:val="single"/>
         </w:rPr>
@@ -2165,7 +2183,7 @@
           <w:rFonts w:ascii="Charis SIL Regular" w:hAnsi="Charis SIL Regular" w:eastAsia="Charis SIL Regular"/>
           <w:b w:val="0"/>
           <w:i w:val="0"/>
-          <w:color w:val="0066CC"/>
+          <w:color w:val="0000FF"/>
           <w:sz w:val="24"/>
           <w:u w:val="single"/>
         </w:rPr>
@@ -2183,7 +2201,7 @@
           <w:rFonts w:ascii="Charis SIL Regular" w:hAnsi="Charis SIL Regular" w:eastAsia="Charis SIL Regular"/>
           <w:b w:val="0"/>
           <w:i w:val="0"/>
-          <w:color w:val="0066CC"/>
+          <w:color w:val="0000FF"/>
           <w:sz w:val="24"/>
           <w:u w:val="single"/>
         </w:rPr>
@@ -2201,7 +2219,7 @@
           <w:rFonts w:ascii="Charis SIL Regular" w:hAnsi="Charis SIL Regular" w:eastAsia="Charis SIL Regular"/>
           <w:b w:val="0"/>
           <w:i w:val="0"/>
-          <w:color w:val="0066CC"/>
+          <w:color w:val="0000FF"/>
           <w:sz w:val="24"/>
           <w:u w:val="single"/>
         </w:rPr>
@@ -2229,7 +2247,7 @@
           <w:rFonts w:ascii="Charis SIL Regular" w:hAnsi="Charis SIL Regular" w:eastAsia="Charis SIL Regular"/>
           <w:b w:val="0"/>
           <w:i w:val="0"/>
-          <w:color w:val="0066CC"/>
+          <w:color w:val="0000FF"/>
           <w:sz w:val="24"/>
           <w:u w:val="single"/>
         </w:rPr>
@@ -2247,7 +2265,7 @@
           <w:rFonts w:ascii="Charis SIL Regular" w:hAnsi="Charis SIL Regular" w:eastAsia="Charis SIL Regular"/>
           <w:b w:val="0"/>
           <w:i w:val="0"/>
-          <w:color w:val="0066CC"/>
+          <w:color w:val="0000FF"/>
           <w:sz w:val="24"/>
           <w:u w:val="single"/>
         </w:rPr>
@@ -2258,7 +2276,7 @@
           <w:rFonts w:ascii="Charis SIL Regular" w:hAnsi="Charis SIL Regular" w:eastAsia="Charis SIL Regular"/>
           <w:b w:val="0"/>
           <w:i w:val="0"/>
-          <w:color w:val="0066CC"/>
+          <w:color w:val="0000FF"/>
           <w:sz w:val="24"/>
           <w:u w:val="single"/>
         </w:rPr>
@@ -2366,7 +2384,7 @@
           <w:rFonts w:ascii="Charis SIL Regular" w:hAnsi="Charis SIL Regular" w:eastAsia="Charis SIL Regular"/>
           <w:b w:val="0"/>
           <w:i w:val="0"/>
-          <w:color w:val="0066CC"/>
+          <w:color w:val="0000FF"/>
           <w:sz w:val="24"/>
           <w:u w:val="single"/>
         </w:rPr>
@@ -2384,7 +2402,7 @@
           <w:rFonts w:ascii="Charis SIL Regular" w:hAnsi="Charis SIL Regular" w:eastAsia="Charis SIL Regular"/>
           <w:b w:val="0"/>
           <w:i w:val="0"/>
-          <w:color w:val="0066CC"/>
+          <w:color w:val="0000FF"/>
           <w:sz w:val="24"/>
           <w:u w:val="single"/>
         </w:rPr>
@@ -2492,7 +2510,7 @@
           <w:rFonts w:ascii="Charis SIL Regular" w:hAnsi="Charis SIL Regular" w:eastAsia="Charis SIL Regular"/>
           <w:b w:val="0"/>
           <w:i w:val="0"/>
-          <w:color w:val="0066CC"/>
+          <w:color w:val="0000FF"/>
           <w:sz w:val="24"/>
           <w:u w:val="single"/>
         </w:rPr>
@@ -2510,7 +2528,7 @@
           <w:rFonts w:ascii="Charis SIL Regular" w:hAnsi="Charis SIL Regular" w:eastAsia="Charis SIL Regular"/>
           <w:b w:val="0"/>
           <w:i w:val="0"/>
-          <w:color w:val="0066CC"/>
+          <w:color w:val="0000FF"/>
           <w:sz w:val="24"/>
           <w:u w:val="single"/>
         </w:rPr>
@@ -2528,7 +2546,7 @@
           <w:rFonts w:ascii="Charis SIL Regular" w:hAnsi="Charis SIL Regular" w:eastAsia="Charis SIL Regular"/>
           <w:b w:val="0"/>
           <w:i w:val="0"/>
-          <w:color w:val="0066CC"/>
+          <w:color w:val="0000FF"/>
           <w:sz w:val="24"/>
           <w:u w:val="single"/>
         </w:rPr>
@@ -2546,7 +2564,7 @@
           <w:rFonts w:ascii="Charis SIL Regular" w:hAnsi="Charis SIL Regular" w:eastAsia="Charis SIL Regular"/>
           <w:b w:val="0"/>
           <w:i w:val="0"/>
-          <w:color w:val="0066CC"/>
+          <w:color w:val="0000FF"/>
           <w:sz w:val="24"/>
           <w:u w:val="single"/>
         </w:rPr>
@@ -2564,7 +2582,7 @@
           <w:rFonts w:ascii="Charis SIL Regular" w:hAnsi="Charis SIL Regular" w:eastAsia="Charis SIL Regular"/>
           <w:b w:val="0"/>
           <w:i w:val="0"/>
-          <w:color w:val="0066CC"/>
+          <w:color w:val="0000FF"/>
           <w:sz w:val="24"/>
           <w:u w:val="single"/>
         </w:rPr>
@@ -2582,7 +2600,7 @@
           <w:rFonts w:ascii="Charis SIL Regular" w:hAnsi="Charis SIL Regular" w:eastAsia="Charis SIL Regular"/>
           <w:b w:val="0"/>
           <w:i w:val="0"/>
-          <w:color w:val="0066CC"/>
+          <w:color w:val="0000FF"/>
           <w:sz w:val="24"/>
           <w:u w:val="single"/>
         </w:rPr>
@@ -2600,7 +2618,7 @@
           <w:rFonts w:ascii="Charis SIL Regular" w:hAnsi="Charis SIL Regular" w:eastAsia="Charis SIL Regular"/>
           <w:b w:val="0"/>
           <w:i w:val="0"/>
-          <w:color w:val="0066CC"/>
+          <w:color w:val="0000FF"/>
           <w:sz w:val="24"/>
           <w:u w:val="single"/>
         </w:rPr>
@@ -2618,7 +2636,7 @@
           <w:rFonts w:ascii="Charis SIL Regular" w:hAnsi="Charis SIL Regular" w:eastAsia="Charis SIL Regular"/>
           <w:b w:val="0"/>
           <w:i w:val="0"/>
-          <w:color w:val="0066CC"/>
+          <w:color w:val="0000FF"/>
           <w:sz w:val="24"/>
           <w:u w:val="single"/>
         </w:rPr>
@@ -2636,7 +2654,7 @@
           <w:rFonts w:ascii="Charis SIL Regular" w:hAnsi="Charis SIL Regular" w:eastAsia="Charis SIL Regular"/>
           <w:b w:val="0"/>
           <w:i w:val="0"/>
-          <w:color w:val="0066CC"/>
+          <w:color w:val="0000FF"/>
           <w:sz w:val="24"/>
           <w:u w:val="single"/>
         </w:rPr>

--- a/EXPORTS/DOCX/published/niveau3/Dutch/Museon.docx
+++ b/EXPORTS/DOCX/published/niveau3/Dutch/Museon.docx
@@ -364,25 +364,7 @@
           <w:color w:val="000000"/>
           <w:sz w:val="24"/>
         </w:rPr>
-        <w:t>oproep v</w:t>
-      </w:r>
-      <w:r>
-        <w:rPr>
-          <w:u w:val="single" w:color="0000ff"/>
-          <w:rFonts w:ascii="Charis SIL Regular" w:hAnsi="Charis SIL Regular" w:eastAsia="Charis SIL Regular"/>
-          <w:b w:val="0"/>
-          <w:i w:val="0"/>
-          <w:color w:val="000000"/>
-          <w:sz w:val="24"/>
-        </w:rPr>
-        <w:hyperlink r:id="rId9" w:history="1">
-          <w:r>
-            <w:rPr>
-              <w:rStyle w:val="Hyperlink"/>
-            </w:rPr>
-            <w:t xml:space="preserve">oor </w:t>
-          </w:r>
-        </w:hyperlink>
+        <w:t xml:space="preserve">oproep voor </w:t>
       </w:r>
       <w:r>
         <w:rPr>

--- a/EXPORTS/DOCX/published/niveau3/Dutch/Museon.docx
+++ b/EXPORTS/DOCX/published/niveau3/Dutch/Museon.docx
@@ -353,18 +353,7 @@
           <w:color w:val="000000"/>
           <w:sz w:val="24"/>
         </w:rPr>
-        <w:t xml:space="preserve">belangrijke rol. Enkele jaren later volgde een </w:t>
-      </w:r>
-      <w:r>
-        <w:rPr>
-          <w:u w:val="single" w:color="0000ff"/>
-          <w:rFonts w:ascii="Charis SIL Regular" w:hAnsi="Charis SIL Regular" w:eastAsia="Charis SIL Regular"/>
-          <w:b w:val="0"/>
-          <w:i w:val="0"/>
-          <w:color w:val="000000"/>
-          <w:sz w:val="24"/>
-        </w:rPr>
-        <w:t xml:space="preserve">oproep voor </w:t>
+        <w:t xml:space="preserve">belangrijke rol. Enkele jaren later volgde een oproep voor </w:t>
       </w:r>
       <w:r>
         <w:rPr>

--- a/EXPORTS/DOCX/published/niveau3/Dutch/Museon.docx
+++ b/EXPORTS/DOCX/published/niveau3/Dutch/Museon.docx
@@ -353,7 +353,18 @@
           <w:color w:val="000000"/>
           <w:sz w:val="24"/>
         </w:rPr>
-        <w:t xml:space="preserve">belangrijke rol. Enkele jaren later volgde een oproep voor </w:t>
+        <w:t xml:space="preserve">belangrijke rol. Enkele jaren later volgde een </w:t>
+      </w:r>
+      <w:r>
+        <w:rPr>
+          <w:u w:val="single" w:color="0000ff"/>
+          <w:rFonts w:ascii="Charis SIL Regular" w:hAnsi="Charis SIL Regular" w:eastAsia="Charis SIL Regular"/>
+          <w:b w:val="0"/>
+          <w:i w:val="0"/>
+          <w:color w:val="000000"/>
+          <w:sz w:val="24"/>
+        </w:rPr>
+        <w:t xml:space="preserve">oproep voor </w:t>
       </w:r>
       <w:r>
         <w:rPr>

--- a/EXPORTS/DOCX/published/niveau3/Dutch/Museon.docx
+++ b/EXPORTS/DOCX/published/niveau3/Dutch/Museon.docx
@@ -364,7 +364,32 @@
           <w:color w:val="000000"/>
           <w:sz w:val="24"/>
         </w:rPr>
-        <w:t xml:space="preserve">oproep voor </w:t>
+        <w:hyperlink r:id="rId9" w:history="1">
+          <w:r>
+            <w:rPr>
+              <w:rStyle w:val="Hyperlink"/>
+            </w:rPr>
+            <w:t>oproep v</w:t>
+          </w:r>
+        </w:hyperlink>
+      </w:r>
+      <w:r>
+        <w:rPr>
+          <w:u w:val="single" w:color="0000ff"/>
+          <w:rFonts w:ascii="Charis SIL Regular" w:hAnsi="Charis SIL Regular" w:eastAsia="Charis SIL Regular"/>
+          <w:b w:val="0"/>
+          <w:i w:val="0"/>
+          <w:color w:val="000000"/>
+          <w:sz w:val="24"/>
+        </w:rPr>
+        <w:hyperlink r:id="rId9" w:history="1">
+          <w:r>
+            <w:rPr>
+              <w:rStyle w:val="Hyperlink"/>
+            </w:rPr>
+            <w:t xml:space="preserve">oor </w:t>
+          </w:r>
+        </w:hyperlink>
       </w:r>
       <w:r>
         <w:rPr>

--- a/EXPORTS/DOCX/published/niveau3/Dutch/Museon.docx
+++ b/EXPORTS/DOCX/published/niveau3/Dutch/Museon.docx
@@ -353,7 +353,25 @@
           <w:color w:val="000000"/>
           <w:sz w:val="24"/>
         </w:rPr>
-        <w:t>belangrijke rol. Enkele jaren later volgde een oproep v</w:t>
+        <w:t xml:space="preserve">belangrijke rol. Enkele jaren later volgde een </w:t>
+      </w:r>
+      <w:r>
+        <w:rPr>
+          <w:u w:val="single" w:color="0000ff"/>
+          <w:rFonts w:ascii="Charis SIL Regular" w:hAnsi="Charis SIL Regular" w:eastAsia="Charis SIL Regular"/>
+          <w:b w:val="0"/>
+          <w:i w:val="0"/>
+          <w:color w:val="000000"/>
+          <w:sz w:val="24"/>
+        </w:rPr>
+        <w:hyperlink r:id="rId9" w:history="1">
+          <w:r>
+            <w:rPr>
+              <w:rStyle w:val="Hyperlink"/>
+            </w:rPr>
+            <w:t>oproep v</w:t>
+          </w:r>
+        </w:hyperlink>
       </w:r>
       <w:r>
         <w:rPr>

--- a/EXPORTS/DOCX/published/niveau3/Dutch/Museon.docx
+++ b/EXPORTS/DOCX/published/niveau3/Dutch/Museon.docx
@@ -364,32 +364,7 @@
           <w:color w:val="000000"/>
           <w:sz w:val="24"/>
         </w:rPr>
-        <w:hyperlink r:id="rId9" w:history="1">
-          <w:r>
-            <w:rPr>
-              <w:rStyle w:val="Hyperlink"/>
-            </w:rPr>
-            <w:t>oproep v</w:t>
-          </w:r>
-        </w:hyperlink>
-      </w:r>
-      <w:r>
-        <w:rPr>
-          <w:u w:val="single" w:color="0000ff"/>
-          <w:rFonts w:ascii="Charis SIL Regular" w:hAnsi="Charis SIL Regular" w:eastAsia="Charis SIL Regular"/>
-          <w:b w:val="0"/>
-          <w:i w:val="0"/>
-          <w:color w:val="000000"/>
-          <w:sz w:val="24"/>
-        </w:rPr>
-        <w:hyperlink r:id="rId9" w:history="1">
-          <w:r>
-            <w:rPr>
-              <w:rStyle w:val="Hyperlink"/>
-            </w:rPr>
-            <w:t xml:space="preserve">oor </w:t>
-          </w:r>
-        </w:hyperlink>
+        <w:t xml:space="preserve">oproep voor </w:t>
       </w:r>
       <w:r>
         <w:rPr>

--- a/EXPORTS/DOCX/published/niveau3/Dutch/Museon.docx
+++ b/EXPORTS/DOCX/published/niveau3/Dutch/Museon.docx
@@ -364,7 +364,25 @@
           <w:color w:val="000000"/>
           <w:sz w:val="24"/>
         </w:rPr>
-        <w:t xml:space="preserve">oproep voor </w:t>
+        <w:t>oproep v</w:t>
+      </w:r>
+      <w:r>
+        <w:rPr>
+          <w:u w:val="single" w:color="0000ff"/>
+          <w:rFonts w:ascii="Charis SIL Regular" w:hAnsi="Charis SIL Regular" w:eastAsia="Charis SIL Regular"/>
+          <w:b w:val="0"/>
+          <w:i w:val="0"/>
+          <w:color w:val="000000"/>
+          <w:sz w:val="24"/>
+        </w:rPr>
+        <w:hyperlink r:id="rId9" w:history="1">
+          <w:r>
+            <w:rPr>
+              <w:rStyle w:val="Hyperlink"/>
+            </w:rPr>
+            <w:t xml:space="preserve">oor </w:t>
+          </w:r>
+        </w:hyperlink>
       </w:r>
       <w:r>
         <w:rPr>

--- a/EXPORTS/DOCX/published/niveau3/Dutch/Museon.docx
+++ b/EXPORTS/DOCX/published/niveau3/Dutch/Museon.docx
@@ -353,36 +353,7 @@
           <w:color w:val="000000"/>
           <w:sz w:val="24"/>
         </w:rPr>
-        <w:t xml:space="preserve">belangrijke rol. Enkele jaren later volgde een </w:t>
-      </w:r>
-      <w:r>
-        <w:rPr>
-          <w:u w:val="single" w:color="0000ff"/>
-          <w:rFonts w:ascii="Charis SIL Regular" w:hAnsi="Charis SIL Regular" w:eastAsia="Charis SIL Regular"/>
-          <w:b w:val="0"/>
-          <w:i w:val="0"/>
-          <w:color w:val="000000"/>
-          <w:sz w:val="24"/>
-        </w:rPr>
-        <w:t>oproep v</w:t>
-      </w:r>
-      <w:r>
-        <w:rPr>
-          <w:u w:val="single" w:color="0000ff"/>
-          <w:rFonts w:ascii="Charis SIL Regular" w:hAnsi="Charis SIL Regular" w:eastAsia="Charis SIL Regular"/>
-          <w:b w:val="0"/>
-          <w:i w:val="0"/>
-          <w:color w:val="000000"/>
-          <w:sz w:val="24"/>
-        </w:rPr>
-        <w:hyperlink r:id="rId9" w:history="1">
-          <w:r>
-            <w:rPr>
-              <w:rStyle w:val="Hyperlink"/>
-            </w:rPr>
-            <w:t xml:space="preserve">oor </w:t>
-          </w:r>
-        </w:hyperlink>
+        <w:t xml:space="preserve">belangrijke rol. Enkele jaren later volgde een oproep voor </w:t>
       </w:r>
       <w:r>
         <w:rPr>

--- a/EXPORTS/DOCX/published/niveau3/Dutch/Museon.docx
+++ b/EXPORTS/DOCX/published/niveau3/Dutch/Museon.docx
@@ -353,7 +353,36 @@
           <w:color w:val="000000"/>
           <w:sz w:val="24"/>
         </w:rPr>
-        <w:t xml:space="preserve">belangrijke rol. Enkele jaren later volgde een oproep voor </w:t>
+        <w:t xml:space="preserve">belangrijke rol. Enkele jaren later volgde een </w:t>
+      </w:r>
+      <w:r>
+        <w:rPr>
+          <w:u w:val="single" w:color="0000ff"/>
+          <w:rFonts w:ascii="Charis SIL Regular" w:hAnsi="Charis SIL Regular" w:eastAsia="Charis SIL Regular"/>
+          <w:b w:val="0"/>
+          <w:i w:val="0"/>
+          <w:color w:val="000000"/>
+          <w:sz w:val="24"/>
+        </w:rPr>
+        <w:hyperlink r:id="rId9" w:history="1">
+          <w:r>
+            <w:rPr>
+              <w:rStyle w:val="Hyperlink"/>
+            </w:rPr>
+            <w:t>oproep v</w:t>
+          </w:r>
+        </w:hyperlink>
+      </w:r>
+      <w:r>
+        <w:rPr>
+          <w:u w:val="single" w:color="0000ff"/>
+          <w:rFonts w:ascii="Charis SIL Regular" w:hAnsi="Charis SIL Regular" w:eastAsia="Charis SIL Regular"/>
+          <w:b w:val="0"/>
+          <w:i w:val="0"/>
+          <w:color w:val="000000"/>
+          <w:sz w:val="24"/>
+        </w:rPr>
+        <w:t xml:space="preserve">oor </w:t>
       </w:r>
       <w:r>
         <w:rPr>

--- a/EXPORTS/DOCX/published/niveau3/Dutch/Museon.docx
+++ b/EXPORTS/DOCX/published/niveau3/Dutch/Museon.docx
@@ -364,14 +364,7 @@
           <w:color w:val="000000"/>
           <w:sz w:val="24"/>
         </w:rPr>
-        <w:hyperlink r:id="rId9" w:history="1">
-          <w:r>
-            <w:rPr>
-              <w:rStyle w:val="Hyperlink"/>
-            </w:rPr>
-            <w:t>oproep v</w:t>
-          </w:r>
-        </w:hyperlink>
+        <w:t>oproep v</w:t>
       </w:r>
       <w:r>
         <w:rPr>
@@ -382,7 +375,14 @@
           <w:color w:val="000000"/>
           <w:sz w:val="24"/>
         </w:rPr>
-        <w:t xml:space="preserve">oor </w:t>
+        <w:hyperlink r:id="rId9" w:history="1">
+          <w:r>
+            <w:rPr>
+              <w:rStyle w:val="Hyperlink"/>
+            </w:rPr>
+            <w:t xml:space="preserve">oor </w:t>
+          </w:r>
+        </w:hyperlink>
       </w:r>
       <w:r>
         <w:rPr>

--- a/EXPORTS/DOCX/published/niveau3/Dutch/Museon.docx
+++ b/EXPORTS/DOCX/published/niveau3/Dutch/Museon.docx
@@ -364,7 +364,14 @@
           <w:color w:val="000000"/>
           <w:sz w:val="24"/>
         </w:rPr>
-        <w:t>oproep v</w:t>
+        <w:hyperlink r:id="rId9" w:history="1">
+          <w:r>
+            <w:rPr>
+              <w:rStyle w:val="Hyperlink"/>
+            </w:rPr>
+            <w:t>oproep v</w:t>
+          </w:r>
+        </w:hyperlink>
       </w:r>
       <w:r>
         <w:rPr>

--- a/EXPORTS/DOCX/published/niveau3/Dutch/Museon.docx
+++ b/EXPORTS/DOCX/published/niveau3/Dutch/Museon.docx
@@ -364,14 +364,7 @@
           <w:color w:val="000000"/>
           <w:sz w:val="24"/>
         </w:rPr>
-        <w:hyperlink r:id="rId9" w:history="1">
-          <w:r>
-            <w:rPr>
-              <w:rStyle w:val="Hyperlink"/>
-            </w:rPr>
-            <w:t>oproep v</w:t>
-          </w:r>
-        </w:hyperlink>
+        <w:t>oproep v</w:t>
       </w:r>
       <w:r>
         <w:rPr>

--- a/EXPORTS/DOCX/published/niveau3/Dutch/Museon.docx
+++ b/EXPORTS/DOCX/published/niveau3/Dutch/Museon.docx
@@ -353,7 +353,7 @@
           <w:color w:val="000000"/>
           <w:sz w:val="24"/>
         </w:rPr>
-        <w:t>belangrijke rol. Enkele jaren later volgde een oproep v</w:t>
+        <w:t xml:space="preserve">belangrijke rol. Enkele jaren later volgde een </w:t>
       </w:r>
       <w:r>
         <w:rPr>
@@ -369,9 +369,20 @@
             <w:rPr>
               <w:rStyle w:val="Hyperlink"/>
             </w:rPr>
-            <w:t xml:space="preserve">oor </w:t>
+            <w:t>oproep v</w:t>
           </w:r>
         </w:hyperlink>
+      </w:r>
+      <w:r>
+        <w:rPr>
+          <w:u w:val="single" w:color="0000ff"/>
+          <w:rFonts w:ascii="Charis SIL Regular" w:hAnsi="Charis SIL Regular" w:eastAsia="Charis SIL Regular"/>
+          <w:b w:val="0"/>
+          <w:i w:val="0"/>
+          <w:color w:val="000000"/>
+          <w:sz w:val="24"/>
+        </w:rPr>
+        <w:t xml:space="preserve">oor </w:t>
       </w:r>
       <w:r>
         <w:rPr>

--- a/EXPORTS/DOCX/published/niveau3/Dutch/Museon.docx
+++ b/EXPORTS/DOCX/published/niveau3/Dutch/Museon.docx
@@ -353,25 +353,7 @@
           <w:color w:val="000000"/>
           <w:sz w:val="24"/>
         </w:rPr>
-        <w:t xml:space="preserve">belangrijke rol. Enkele jaren later volgde een </w:t>
-      </w:r>
-      <w:r>
-        <w:rPr>
-          <w:u w:val="single" w:color="0000ff"/>
-          <w:rFonts w:ascii="Charis SIL Regular" w:hAnsi="Charis SIL Regular" w:eastAsia="Charis SIL Regular"/>
-          <w:b w:val="0"/>
-          <w:i w:val="0"/>
-          <w:color w:val="000000"/>
-          <w:sz w:val="24"/>
-        </w:rPr>
-        <w:hyperlink r:id="rId9" w:history="1">
-          <w:r>
-            <w:rPr>
-              <w:rStyle w:val="Hyperlink"/>
-            </w:rPr>
-            <w:t>oproep v</w:t>
-          </w:r>
-        </w:hyperlink>
+        <w:t>belangrijke rol. Enkele jaren later volgde een oproep v</w:t>
       </w:r>
       <w:r>
         <w:rPr>

--- a/EXPORTS/DOCX/published/niveau3/Dutch/Museon.docx
+++ b/EXPORTS/DOCX/published/niveau3/Dutch/Museon.docx
@@ -353,18 +353,7 @@
           <w:color w:val="000000"/>
           <w:sz w:val="24"/>
         </w:rPr>
-        <w:t xml:space="preserve">belangrijke rol. Enkele jaren later volgde een </w:t>
-      </w:r>
-      <w:r>
-        <w:rPr>
-          <w:u w:val="single" w:color="0000ff"/>
-          <w:rFonts w:ascii="Charis SIL Regular" w:hAnsi="Charis SIL Regular" w:eastAsia="Charis SIL Regular"/>
-          <w:b w:val="0"/>
-          <w:i w:val="0"/>
-          <w:color w:val="000000"/>
-          <w:sz w:val="24"/>
-        </w:rPr>
-        <w:t>oproep v</w:t>
+        <w:t>belangrijke rol. Enkele jaren later volgde een oproep v</w:t>
       </w:r>
       <w:r>
         <w:rPr>

--- a/EXPORTS/DOCX/published/niveau3/Dutch/Museon.docx
+++ b/EXPORTS/DOCX/published/niveau3/Dutch/Museon.docx
@@ -1252,36 +1252,7 @@
           <w:color w:val="000000"/>
           <w:sz w:val="24"/>
         </w:rPr>
-        <w:t>archief is opgedeeld in de periode dat het een zelfstandig mus</w:t>
-      </w:r>
-      <w:r>
-        <w:rPr>
-          <w:u w:val="single" w:color="0000ff"/>
-          <w:rFonts w:ascii="Charis SIL Regular" w:hAnsi="Charis SIL Regular" w:eastAsia="Charis SIL Regular"/>
-          <w:b w:val="0"/>
-          <w:i w:val="0"/>
-          <w:color w:val="000000"/>
-          <w:sz w:val="24"/>
-        </w:rPr>
-        <w:t>e</w:t>
-      </w:r>
-      <w:r>
-        <w:rPr>
-          <w:u w:val="single" w:color="0000ff"/>
-          <w:rFonts w:ascii="Charis SIL Regular" w:hAnsi="Charis SIL Regular" w:eastAsia="Charis SIL Regular"/>
-          <w:b w:val="0"/>
-          <w:i w:val="0"/>
-          <w:color w:val="000000"/>
-          <w:sz w:val="24"/>
-        </w:rPr>
-        <w:hyperlink r:id="rId14" w:history="1">
-          <w:r>
-            <w:rPr>
-              <w:rStyle w:val="Hyperlink"/>
-            </w:rPr>
-            <w:t>um w</w:t>
-          </w:r>
-        </w:hyperlink>
+        <w:t>archief is opgedeeld in de periode dat het een zelfstandig museum w</w:t>
       </w:r>
       <w:r>
         <w:rPr>
@@ -1644,6 +1615,30 @@
         </w:rPr>
         <w:t>Naturalis</w:t>
       </w:r>
+      <w:r>
+        <w:br/>
+      </w:r>
+      <w:r>
+        <w:rPr>
+          <w:rFonts w:ascii="Charis SIL Regular" w:hAnsi="Charis SIL Regular" w:eastAsia="Charis SIL Regular"/>
+          <w:b w:val="0"/>
+          <w:i w:val="0"/>
+          <w:color w:val="000000"/>
+          <w:sz w:val="24"/>
+        </w:rPr>
+        <w:t xml:space="preserve">•  </w:t>
+      </w:r>
+      <w:r>
+        <w:rPr>
+          <w:rFonts w:ascii="Charis SIL Regular" w:hAnsi="Charis SIL Regular" w:eastAsia="Charis SIL Regular"/>
+          <w:b w:val="0"/>
+          <w:i w:val="0"/>
+          <w:color w:val="0000FF"/>
+          <w:sz w:val="24"/>
+          <w:u w:val="single"/>
+        </w:rPr>
+        <w:t>Suriname</w:t>
+      </w:r>
     </w:p>
     <w:p>
       <w:pPr>
@@ -1881,10 +1876,29 @@
     </w:p>
     <w:p>
       <w:pPr>
+        <w:sectPr>
+          <w:pgSz w:w="11900" w:h="16840"/>
+          <w:pgMar w:top="324" w:right="990" w:bottom="512" w:left="960" w:header="720" w:footer="720" w:gutter="0"/>
+          <w:cols/>
+          <w:docGrid w:linePitch="360"/>
+        </w:sectPr>
+      </w:pPr>
+    </w:p>
+    <w:p>
+      <w:pPr>
         <w:autoSpaceDN w:val="0"/>
         <w:autoSpaceDE w:val="0"/>
         <w:widowControl/>
-        <w:spacing w:line="352" w:lineRule="exact" w:before="176" w:after="0"/>
+        <w:spacing w:line="220" w:lineRule="exact" w:before="0" w:after="104"/>
+        <w:ind w:left="0" w:right="0"/>
+      </w:pPr>
+    </w:p>
+    <w:p>
+      <w:pPr>
+        <w:autoSpaceDN w:val="0"/>
+        <w:autoSpaceDE w:val="0"/>
+        <w:widowControl/>
+        <w:spacing w:line="352" w:lineRule="exact" w:before="0" w:after="0"/>
         <w:ind w:left="800" w:right="0" w:firstLine="0"/>
         <w:jc w:val="left"/>
       </w:pPr>
@@ -1925,29 +1939,10 @@
     </w:p>
     <w:p>
       <w:pPr>
-        <w:sectPr>
-          <w:pgSz w:w="11900" w:h="16840"/>
-          <w:pgMar w:top="324" w:right="990" w:bottom="392" w:left="960" w:header="720" w:footer="720" w:gutter="0"/>
-          <w:cols/>
-          <w:docGrid w:linePitch="360"/>
-        </w:sectPr>
-      </w:pPr>
-    </w:p>
-    <w:p>
-      <w:pPr>
         <w:autoSpaceDN w:val="0"/>
         <w:autoSpaceDE w:val="0"/>
         <w:widowControl/>
-        <w:spacing w:line="220" w:lineRule="exact" w:before="0" w:after="86"/>
-        <w:ind w:left="0" w:right="0"/>
-      </w:pPr>
-    </w:p>
-    <w:p>
-      <w:pPr>
-        <w:autoSpaceDN w:val="0"/>
-        <w:autoSpaceDE w:val="0"/>
-        <w:widowControl/>
-        <w:spacing w:line="538" w:lineRule="exact" w:before="0" w:after="0"/>
+        <w:spacing w:line="540" w:lineRule="exact" w:before="198" w:after="0"/>
         <w:ind w:left="0" w:right="0" w:firstLine="0"/>
         <w:jc w:val="left"/>
       </w:pPr>
@@ -1967,7 +1962,7 @@
         <w:autoSpaceDN w:val="0"/>
         <w:autoSpaceDE w:val="0"/>
         <w:widowControl/>
-        <w:spacing w:line="354" w:lineRule="exact" w:before="228" w:after="0"/>
+        <w:spacing w:line="352" w:lineRule="exact" w:before="228" w:after="0"/>
         <w:ind w:left="0" w:right="0" w:firstLine="0"/>
         <w:jc w:val="left"/>
       </w:pPr>
@@ -2047,7 +2042,7 @@
         <w:autoSpaceDN w:val="0"/>
         <w:autoSpaceDE w:val="0"/>
         <w:widowControl/>
-        <w:spacing w:line="354" w:lineRule="exact" w:before="174" w:after="0"/>
+        <w:spacing w:line="352" w:lineRule="exact" w:before="176" w:after="0"/>
         <w:ind w:left="800" w:right="0" w:firstLine="0"/>
         <w:jc w:val="left"/>
       </w:pPr>
@@ -2093,7 +2088,7 @@
         <w:autoSpaceDN w:val="0"/>
         <w:autoSpaceDE w:val="0"/>
         <w:widowControl/>
-        <w:spacing w:line="354" w:lineRule="exact" w:before="174" w:after="0"/>
+        <w:spacing w:line="352" w:lineRule="exact" w:before="176" w:after="0"/>
         <w:ind w:left="0" w:right="0" w:firstLine="0"/>
         <w:jc w:val="left"/>
       </w:pPr>
@@ -2163,7 +2158,7 @@
         <w:autoSpaceDN w:val="0"/>
         <w:autoSpaceDE w:val="0"/>
         <w:widowControl/>
-        <w:spacing w:line="354" w:lineRule="exact" w:before="174" w:after="0"/>
+        <w:spacing w:line="352" w:lineRule="exact" w:before="176" w:after="0"/>
         <w:ind w:left="800" w:right="0" w:firstLine="0"/>
         <w:jc w:val="left"/>
       </w:pPr>
@@ -2284,7 +2279,7 @@
         <w:autoSpaceDN w:val="0"/>
         <w:autoSpaceDE w:val="0"/>
         <w:widowControl/>
-        <w:spacing w:line="354" w:lineRule="exact" w:before="174" w:after="0"/>
+        <w:spacing w:line="352" w:lineRule="exact" w:before="176" w:after="0"/>
         <w:ind w:left="0" w:right="0" w:firstLine="0"/>
         <w:jc w:val="left"/>
       </w:pPr>
@@ -2364,7 +2359,7 @@
         <w:autoSpaceDN w:val="0"/>
         <w:autoSpaceDE w:val="0"/>
         <w:widowControl/>
-        <w:spacing w:line="354" w:lineRule="exact" w:before="174" w:after="0"/>
+        <w:spacing w:line="352" w:lineRule="exact" w:before="176" w:after="0"/>
         <w:ind w:left="800" w:right="0" w:firstLine="0"/>
         <w:jc w:val="left"/>
       </w:pPr>
@@ -2410,7 +2405,7 @@
         <w:autoSpaceDN w:val="0"/>
         <w:autoSpaceDE w:val="0"/>
         <w:widowControl/>
-        <w:spacing w:line="354" w:lineRule="exact" w:before="174" w:after="0"/>
+        <w:spacing w:line="352" w:lineRule="exact" w:before="176" w:after="0"/>
         <w:ind w:left="0" w:right="0" w:firstLine="0"/>
         <w:jc w:val="left"/>
       </w:pPr>
@@ -2662,7 +2657,7 @@
         <w:autoSpaceDN w:val="0"/>
         <w:autoSpaceDE w:val="0"/>
         <w:widowControl/>
-        <w:spacing w:line="540" w:lineRule="exact" w:before="476" w:after="0"/>
+        <w:spacing w:line="538" w:lineRule="exact" w:before="478" w:after="0"/>
         <w:ind w:left="0" w:right="0" w:firstLine="0"/>
         <w:jc w:val="left"/>
       </w:pPr>
@@ -2682,7 +2677,7 @@
         <w:autoSpaceDN w:val="0"/>
         <w:autoSpaceDE w:val="0"/>
         <w:widowControl/>
-        <w:spacing w:line="352" w:lineRule="exact" w:before="228" w:after="0"/>
+        <w:spacing w:line="354" w:lineRule="exact" w:before="228" w:after="0"/>
         <w:ind w:left="0" w:right="0" w:firstLine="0"/>
         <w:jc w:val="left"/>
       </w:pPr>
@@ -2729,7 +2724,7 @@
     </w:p>
     <w:sectPr>
       <w:pgSz w:w="11900" w:h="16840"/>
-      <w:pgMar w:top="306" w:right="940" w:bottom="1440" w:left="960" w:header="720" w:footer="720" w:gutter="0"/>
+      <w:pgMar w:top="324" w:right="940" w:bottom="1422" w:left="960" w:header="720" w:footer="720" w:gutter="0"/>
       <w:cols/>
       <w:docGrid w:linePitch="360"/>
     </w:sectPr>

--- a/EXPORTS/DOCX/published/niveau3/Dutch/Museon.docx
+++ b/EXPORTS/DOCX/published/niveau3/Dutch/Museon.docx
@@ -353,7 +353,18 @@
           <w:color w:val="000000"/>
           <w:sz w:val="24"/>
         </w:rPr>
-        <w:t>belangrijke rol. Enkele jaren later volgde een oproep v</w:t>
+        <w:t xml:space="preserve">belangrijke rol. Enkele jaren later volgde een </w:t>
+      </w:r>
+      <w:r>
+        <w:rPr>
+          <w:u w:val="single" w:color="0000ff"/>
+          <w:rFonts w:ascii="Charis SIL Regular" w:hAnsi="Charis SIL Regular" w:eastAsia="Charis SIL Regular"/>
+          <w:b w:val="0"/>
+          <w:i w:val="0"/>
+          <w:color w:val="000000"/>
+          <w:sz w:val="24"/>
+        </w:rPr>
+        <w:t>oproep v</w:t>
       </w:r>
       <w:r>
         <w:rPr>
@@ -1252,7 +1263,36 @@
           <w:color w:val="000000"/>
           <w:sz w:val="24"/>
         </w:rPr>
-        <w:t>archief is opgedeeld in de periode dat het een zelfstandig museum w</w:t>
+        <w:t>archief is opgedeeld in de periode dat het een zelfstandig mus</w:t>
+      </w:r>
+      <w:r>
+        <w:rPr>
+          <w:u w:val="single" w:color="0000ff"/>
+          <w:rFonts w:ascii="Charis SIL Regular" w:hAnsi="Charis SIL Regular" w:eastAsia="Charis SIL Regular"/>
+          <w:b w:val="0"/>
+          <w:i w:val="0"/>
+          <w:color w:val="000000"/>
+          <w:sz w:val="24"/>
+        </w:rPr>
+        <w:t>e</w:t>
+      </w:r>
+      <w:r>
+        <w:rPr>
+          <w:u w:val="single" w:color="0000ff"/>
+          <w:rFonts w:ascii="Charis SIL Regular" w:hAnsi="Charis SIL Regular" w:eastAsia="Charis SIL Regular"/>
+          <w:b w:val="0"/>
+          <w:i w:val="0"/>
+          <w:color w:val="000000"/>
+          <w:sz w:val="24"/>
+        </w:rPr>
+        <w:hyperlink r:id="rId14" w:history="1">
+          <w:r>
+            <w:rPr>
+              <w:rStyle w:val="Hyperlink"/>
+            </w:rPr>
+            <w:t>um w</w:t>
+          </w:r>
+        </w:hyperlink>
       </w:r>
       <w:r>
         <w:rPr>

--- a/EXPORTS/DOCX/published/niveau3/Dutch/Museon.docx
+++ b/EXPORTS/DOCX/published/niveau3/Dutch/Museon.docx
@@ -364,7 +364,14 @@
           <w:color w:val="000000"/>
           <w:sz w:val="24"/>
         </w:rPr>
-        <w:t>oproep v</w:t>
+        <w:hyperlink r:id="rId9" w:history="1">
+          <w:r>
+            <w:rPr>
+              <w:rStyle w:val="Hyperlink"/>
+            </w:rPr>
+            <w:t>oproep v</w:t>
+          </w:r>
+        </w:hyperlink>
       </w:r>
       <w:r>
         <w:rPr>
@@ -1263,36 +1270,7 @@
           <w:color w:val="000000"/>
           <w:sz w:val="24"/>
         </w:rPr>
-        <w:t>archief is opgedeeld in de periode dat het een zelfstandig mus</w:t>
-      </w:r>
-      <w:r>
-        <w:rPr>
-          <w:u w:val="single" w:color="0000ff"/>
-          <w:rFonts w:ascii="Charis SIL Regular" w:hAnsi="Charis SIL Regular" w:eastAsia="Charis SIL Regular"/>
-          <w:b w:val="0"/>
-          <w:i w:val="0"/>
-          <w:color w:val="000000"/>
-          <w:sz w:val="24"/>
-        </w:rPr>
-        <w:t>e</w:t>
-      </w:r>
-      <w:r>
-        <w:rPr>
-          <w:u w:val="single" w:color="0000ff"/>
-          <w:rFonts w:ascii="Charis SIL Regular" w:hAnsi="Charis SIL Regular" w:eastAsia="Charis SIL Regular"/>
-          <w:b w:val="0"/>
-          <w:i w:val="0"/>
-          <w:color w:val="000000"/>
-          <w:sz w:val="24"/>
-        </w:rPr>
-        <w:hyperlink r:id="rId14" w:history="1">
-          <w:r>
-            <w:rPr>
-              <w:rStyle w:val="Hyperlink"/>
-            </w:rPr>
-            <w:t>um w</w:t>
-          </w:r>
-        </w:hyperlink>
+        <w:t>archief is opgedeeld in de periode dat het een zelfstandig museum w</w:t>
       </w:r>
       <w:r>
         <w:rPr>

--- a/EXPORTS/DOCX/published/niveau3/Dutch/Museon.docx
+++ b/EXPORTS/DOCX/published/niveau3/Dutch/Museon.docx
@@ -364,14 +364,7 @@
           <w:color w:val="000000"/>
           <w:sz w:val="24"/>
         </w:rPr>
-        <w:hyperlink r:id="rId9" w:history="1">
-          <w:r>
-            <w:rPr>
-              <w:rStyle w:val="Hyperlink"/>
-            </w:rPr>
-            <w:t>oproep v</w:t>
-          </w:r>
-        </w:hyperlink>
+        <w:t>oproep v</w:t>
       </w:r>
       <w:r>
         <w:rPr>
@@ -1270,7 +1263,36 @@
           <w:color w:val="000000"/>
           <w:sz w:val="24"/>
         </w:rPr>
-        <w:t>archief is opgedeeld in de periode dat het een zelfstandig museum w</w:t>
+        <w:t>archief is opgedeeld in de periode dat het een zelfstandig mus</w:t>
+      </w:r>
+      <w:r>
+        <w:rPr>
+          <w:u w:val="single" w:color="0000ff"/>
+          <w:rFonts w:ascii="Charis SIL Regular" w:hAnsi="Charis SIL Regular" w:eastAsia="Charis SIL Regular"/>
+          <w:b w:val="0"/>
+          <w:i w:val="0"/>
+          <w:color w:val="000000"/>
+          <w:sz w:val="24"/>
+        </w:rPr>
+        <w:t>e</w:t>
+      </w:r>
+      <w:r>
+        <w:rPr>
+          <w:u w:val="single" w:color="0000ff"/>
+          <w:rFonts w:ascii="Charis SIL Regular" w:hAnsi="Charis SIL Regular" w:eastAsia="Charis SIL Regular"/>
+          <w:b w:val="0"/>
+          <w:i w:val="0"/>
+          <w:color w:val="000000"/>
+          <w:sz w:val="24"/>
+        </w:rPr>
+        <w:hyperlink r:id="rId14" w:history="1">
+          <w:r>
+            <w:rPr>
+              <w:rStyle w:val="Hyperlink"/>
+            </w:rPr>
+            <w:t>um w</w:t>
+          </w:r>
+        </w:hyperlink>
       </w:r>
       <w:r>
         <w:rPr>

--- a/EXPORTS/DOCX/published/niveau3/Dutch/Museon.docx
+++ b/EXPORTS/DOCX/published/niveau3/Dutch/Museon.docx
@@ -382,14 +382,7 @@
           <w:color w:val="000000"/>
           <w:sz w:val="24"/>
         </w:rPr>
-        <w:hyperlink r:id="rId9" w:history="1">
-          <w:r>
-            <w:rPr>
-              <w:rStyle w:val="Hyperlink"/>
-            </w:rPr>
-            <w:t xml:space="preserve">oor </w:t>
-          </w:r>
-        </w:hyperlink>
+        <w:t xml:space="preserve">oor </w:t>
       </w:r>
       <w:r>
         <w:rPr>

--- a/EXPORTS/DOCX/published/niveau3/Dutch/Museon.docx
+++ b/EXPORTS/DOCX/published/niveau3/Dutch/Museon.docx
@@ -353,36 +353,7 @@
           <w:color w:val="000000"/>
           <w:sz w:val="24"/>
         </w:rPr>
-        <w:t xml:space="preserve">belangrijke rol. Enkele jaren later volgde een </w:t>
-      </w:r>
-      <w:r>
-        <w:rPr>
-          <w:u w:val="single" w:color="0000ff"/>
-          <w:rFonts w:ascii="Charis SIL Regular" w:hAnsi="Charis SIL Regular" w:eastAsia="Charis SIL Regular"/>
-          <w:b w:val="0"/>
-          <w:i w:val="0"/>
-          <w:color w:val="000000"/>
-          <w:sz w:val="24"/>
-        </w:rPr>
-        <w:hyperlink r:id="rId9" w:history="1">
-          <w:r>
-            <w:rPr>
-              <w:rStyle w:val="Hyperlink"/>
-            </w:rPr>
-            <w:t>oproep v</w:t>
-          </w:r>
-        </w:hyperlink>
-      </w:r>
-      <w:r>
-        <w:rPr>
-          <w:u w:val="single" w:color="0000ff"/>
-          <w:rFonts w:ascii="Charis SIL Regular" w:hAnsi="Charis SIL Regular" w:eastAsia="Charis SIL Regular"/>
-          <w:b w:val="0"/>
-          <w:i w:val="0"/>
-          <w:color w:val="000000"/>
-          <w:sz w:val="24"/>
-        </w:rPr>
-        <w:t xml:space="preserve">oor </w:t>
+        <w:t xml:space="preserve">belangrijke rol. Enkele jaren later volgde een oproep voor </w:t>
       </w:r>
       <w:r>
         <w:rPr>

--- a/EXPORTS/DOCX/published/niveau3/Dutch/Museon.docx
+++ b/EXPORTS/DOCX/published/niveau3/Dutch/Museon.docx
@@ -353,7 +353,25 @@
           <w:color w:val="000000"/>
           <w:sz w:val="24"/>
         </w:rPr>
-        <w:t xml:space="preserve">belangrijke rol. Enkele jaren later volgde een oproep voor </w:t>
+        <w:t>belangrijke rol. Enkele jaren later volgde een oproep v</w:t>
+      </w:r>
+      <w:r>
+        <w:rPr>
+          <w:u w:val="single" w:color="0000ff"/>
+          <w:rFonts w:ascii="Charis SIL Regular" w:hAnsi="Charis SIL Regular" w:eastAsia="Charis SIL Regular"/>
+          <w:b w:val="0"/>
+          <w:i w:val="0"/>
+          <w:color w:val="000000"/>
+          <w:sz w:val="24"/>
+        </w:rPr>
+        <w:hyperlink r:id="rId9" w:history="1">
+          <w:r>
+            <w:rPr>
+              <w:rStyle w:val="Hyperlink"/>
+            </w:rPr>
+            <w:t xml:space="preserve">oor </w:t>
+          </w:r>
+        </w:hyperlink>
       </w:r>
       <w:r>
         <w:rPr>
@@ -1245,25 +1263,7 @@
           <w:color w:val="000000"/>
           <w:sz w:val="24"/>
         </w:rPr>
-        <w:t>e</w:t>
-      </w:r>
-      <w:r>
-        <w:rPr>
-          <w:u w:val="single" w:color="0000ff"/>
-          <w:rFonts w:ascii="Charis SIL Regular" w:hAnsi="Charis SIL Regular" w:eastAsia="Charis SIL Regular"/>
-          <w:b w:val="0"/>
-          <w:i w:val="0"/>
-          <w:color w:val="000000"/>
-          <w:sz w:val="24"/>
-        </w:rPr>
-        <w:hyperlink r:id="rId14" w:history="1">
-          <w:r>
-            <w:rPr>
-              <w:rStyle w:val="Hyperlink"/>
-            </w:rPr>
-            <w:t>um w</w:t>
-          </w:r>
-        </w:hyperlink>
+        <w:t>eum w</w:t>
       </w:r>
       <w:r>
         <w:rPr>

--- a/EXPORTS/DOCX/published/niveau3/Dutch/Museon.docx
+++ b/EXPORTS/DOCX/published/niveau3/Dutch/Museon.docx
@@ -353,25 +353,7 @@
           <w:color w:val="000000"/>
           <w:sz w:val="24"/>
         </w:rPr>
-        <w:t>belangrijke rol. Enkele jaren later volgde een oproep v</w:t>
-      </w:r>
-      <w:r>
-        <w:rPr>
-          <w:u w:val="single" w:color="0000ff"/>
-          <w:rFonts w:ascii="Charis SIL Regular" w:hAnsi="Charis SIL Regular" w:eastAsia="Charis SIL Regular"/>
-          <w:b w:val="0"/>
-          <w:i w:val="0"/>
-          <w:color w:val="000000"/>
-          <w:sz w:val="24"/>
-        </w:rPr>
-        <w:hyperlink r:id="rId9" w:history="1">
-          <w:r>
-            <w:rPr>
-              <w:rStyle w:val="Hyperlink"/>
-            </w:rPr>
-            <w:t xml:space="preserve">oor </w:t>
-          </w:r>
-        </w:hyperlink>
+        <w:t xml:space="preserve">belangrijke rol. Enkele jaren later volgde een oproep voor </w:t>
       </w:r>
       <w:r>
         <w:rPr>
@@ -1263,7 +1245,25 @@
           <w:color w:val="000000"/>
           <w:sz w:val="24"/>
         </w:rPr>
-        <w:t>eum w</w:t>
+        <w:t>e</w:t>
+      </w:r>
+      <w:r>
+        <w:rPr>
+          <w:u w:val="single" w:color="0000ff"/>
+          <w:rFonts w:ascii="Charis SIL Regular" w:hAnsi="Charis SIL Regular" w:eastAsia="Charis SIL Regular"/>
+          <w:b w:val="0"/>
+          <w:i w:val="0"/>
+          <w:color w:val="000000"/>
+          <w:sz w:val="24"/>
+        </w:rPr>
+        <w:hyperlink r:id="rId14" w:history="1">
+          <w:r>
+            <w:rPr>
+              <w:rStyle w:val="Hyperlink"/>
+            </w:rPr>
+            <w:t>um w</w:t>
+          </w:r>
+        </w:hyperlink>
       </w:r>
       <w:r>
         <w:rPr>

--- a/EXPORTS/DOCX/published/niveau3/Dutch/Museon.docx
+++ b/EXPORTS/DOCX/published/niveau3/Dutch/Museon.docx
@@ -382,7 +382,14 @@
           <w:color w:val="000000"/>
           <w:sz w:val="24"/>
         </w:rPr>
-        <w:t xml:space="preserve">oor </w:t>
+        <w:hyperlink r:id="rId9" w:history="1">
+          <w:r>
+            <w:rPr>
+              <w:rStyle w:val="Hyperlink"/>
+            </w:rPr>
+            <w:t xml:space="preserve">oor </w:t>
+          </w:r>
+        </w:hyperlink>
       </w:r>
       <w:r>
         <w:rPr>

--- a/EXPORTS/DOCX/published/niveau3/Dutch/Museon.docx
+++ b/EXPORTS/DOCX/published/niveau3/Dutch/Museon.docx
@@ -353,7 +353,7 @@
           <w:color w:val="000000"/>
           <w:sz w:val="24"/>
         </w:rPr>
-        <w:t>belangrijke rol. Enkele jaren later volgde een oproep v</w:t>
+        <w:t xml:space="preserve">belangrijke rol. Enkele jaren later volgde een </w:t>
       </w:r>
       <w:r>
         <w:rPr>
@@ -364,14 +364,7 @@
           <w:color w:val="000000"/>
           <w:sz w:val="24"/>
         </w:rPr>
-        <w:hyperlink r:id="rId9" w:history="1">
-          <w:r>
-            <w:rPr>
-              <w:rStyle w:val="Hyperlink"/>
-            </w:rPr>
-            <w:t xml:space="preserve">oor </w:t>
-          </w:r>
-        </w:hyperlink>
+        <w:t xml:space="preserve">oproep voor </w:t>
       </w:r>
       <w:r>
         <w:rPr>
@@ -2686,7 +2679,7 @@
         <w:autoSpaceDN w:val="0"/>
         <w:autoSpaceDE w:val="0"/>
         <w:widowControl/>
-        <w:spacing w:line="538" w:lineRule="exact" w:before="478" w:after="0"/>
+        <w:spacing w:line="538" w:lineRule="exact" w:before="458" w:after="0"/>
         <w:ind w:left="0" w:right="0" w:firstLine="0"/>
         <w:jc w:val="left"/>
       </w:pPr>
@@ -2753,7 +2746,7 @@
     </w:p>
     <w:sectPr>
       <w:pgSz w:w="11900" w:h="16840"/>
-      <w:pgMar w:top="324" w:right="940" w:bottom="1422" w:left="960" w:header="720" w:footer="720" w:gutter="0"/>
+      <w:pgMar w:top="324" w:right="940" w:bottom="1432" w:left="960" w:header="720" w:footer="720" w:gutter="0"/>
       <w:cols/>
       <w:docGrid w:linePitch="360"/>
     </w:sectPr>

--- a/EXPORTS/DOCX/published/niveau3/Dutch/Museon.docx
+++ b/EXPORTS/DOCX/published/niveau3/Dutch/Museon.docx
@@ -364,7 +364,14 @@
           <w:color w:val="000000"/>
           <w:sz w:val="24"/>
         </w:rPr>
-        <w:t>oproep v</w:t>
+        <w:hyperlink r:id="rId9" w:history="1">
+          <w:r>
+            <w:rPr>
+              <w:rStyle w:val="Hyperlink"/>
+            </w:rPr>
+            <w:t>oproep v</w:t>
+          </w:r>
+        </w:hyperlink>
       </w:r>
       <w:r>
         <w:rPr>
@@ -375,14 +382,7 @@
           <w:color w:val="000000"/>
           <w:sz w:val="24"/>
         </w:rPr>
-        <w:hyperlink r:id="rId9" w:history="1">
-          <w:r>
-            <w:rPr>
-              <w:rStyle w:val="Hyperlink"/>
-            </w:rPr>
-            <w:t xml:space="preserve">oor </w:t>
-          </w:r>
-        </w:hyperlink>
+        <w:t xml:space="preserve">oor </w:t>
       </w:r>
       <w:r>
         <w:rPr>
@@ -1274,25 +1274,7 @@
           <w:color w:val="000000"/>
           <w:sz w:val="24"/>
         </w:rPr>
-        <w:t>e</w:t>
-      </w:r>
-      <w:r>
-        <w:rPr>
-          <w:u w:val="single" w:color="0000ff"/>
-          <w:rFonts w:ascii="Charis SIL Regular" w:hAnsi="Charis SIL Regular" w:eastAsia="Charis SIL Regular"/>
-          <w:b w:val="0"/>
-          <w:i w:val="0"/>
-          <w:color w:val="000000"/>
-          <w:sz w:val="24"/>
-        </w:rPr>
-        <w:hyperlink r:id="rId14" w:history="1">
-          <w:r>
-            <w:rPr>
-              <w:rStyle w:val="Hyperlink"/>
-            </w:rPr>
-            <w:t>um w</w:t>
-          </w:r>
-        </w:hyperlink>
+        <w:t>eum w</w:t>
       </w:r>
       <w:r>
         <w:rPr>

--- a/EXPORTS/DOCX/published/niveau3/Dutch/Museon.docx
+++ b/EXPORTS/DOCX/published/niveau3/Dutch/Museon.docx
@@ -364,25 +364,7 @@
           <w:color w:val="000000"/>
           <w:sz w:val="24"/>
         </w:rPr>
-        <w:hyperlink r:id="rId9" w:history="1">
-          <w:r>
-            <w:rPr>
-              <w:rStyle w:val="Hyperlink"/>
-            </w:rPr>
-            <w:t>oproep v</w:t>
-          </w:r>
-        </w:hyperlink>
-      </w:r>
-      <w:r>
-        <w:rPr>
-          <w:u w:val="single" w:color="0000ff"/>
-          <w:rFonts w:ascii="Charis SIL Regular" w:hAnsi="Charis SIL Regular" w:eastAsia="Charis SIL Regular"/>
-          <w:b w:val="0"/>
-          <w:i w:val="0"/>
-          <w:color w:val="000000"/>
-          <w:sz w:val="24"/>
-        </w:rPr>
-        <w:t xml:space="preserve">oor </w:t>
+        <w:t xml:space="preserve">oproep voor </w:t>
       </w:r>
       <w:r>
         <w:rPr>
@@ -1274,7 +1256,25 @@
           <w:color w:val="000000"/>
           <w:sz w:val="24"/>
         </w:rPr>
-        <w:t>eum w</w:t>
+        <w:t>e</w:t>
+      </w:r>
+      <w:r>
+        <w:rPr>
+          <w:u w:val="single" w:color="0000ff"/>
+          <w:rFonts w:ascii="Charis SIL Regular" w:hAnsi="Charis SIL Regular" w:eastAsia="Charis SIL Regular"/>
+          <w:b w:val="0"/>
+          <w:i w:val="0"/>
+          <w:color w:val="000000"/>
+          <w:sz w:val="24"/>
+        </w:rPr>
+        <w:hyperlink r:id="rId14" w:history="1">
+          <w:r>
+            <w:rPr>
+              <w:rStyle w:val="Hyperlink"/>
+            </w:rPr>
+            <w:t>um w</w:t>
+          </w:r>
+        </w:hyperlink>
       </w:r>
       <w:r>
         <w:rPr>

--- a/EXPORTS/DOCX/published/niveau3/Dutch/Museon.docx
+++ b/EXPORTS/DOCX/published/niveau3/Dutch/Museon.docx
@@ -353,7 +353,7 @@
           <w:color w:val="000000"/>
           <w:sz w:val="24"/>
         </w:rPr>
-        <w:t xml:space="preserve">belangrijke rol. Enkele jaren later volgde een </w:t>
+        <w:t>belangrijke rol. Enkele jaren later volgde een oproep v</w:t>
       </w:r>
       <w:r>
         <w:rPr>
@@ -364,7 +364,14 @@
           <w:color w:val="000000"/>
           <w:sz w:val="24"/>
         </w:rPr>
-        <w:t xml:space="preserve">oproep voor </w:t>
+        <w:hyperlink r:id="rId9" w:history="1">
+          <w:r>
+            <w:rPr>
+              <w:rStyle w:val="Hyperlink"/>
+            </w:rPr>
+            <w:t xml:space="preserve">oor </w:t>
+          </w:r>
+        </w:hyperlink>
       </w:r>
       <w:r>
         <w:rPr>

--- a/EXPORTS/DOCX/published/niveau3/Dutch/Museon.docx
+++ b/EXPORTS/DOCX/published/niveau3/Dutch/Museon.docx
@@ -1252,36 +1252,7 @@
           <w:color w:val="000000"/>
           <w:sz w:val="24"/>
         </w:rPr>
-        <w:t>archief is opgedeeld in de periode dat het een zelfstandig mus</w:t>
-      </w:r>
-      <w:r>
-        <w:rPr>
-          <w:u w:val="single" w:color="0000ff"/>
-          <w:rFonts w:ascii="Charis SIL Regular" w:hAnsi="Charis SIL Regular" w:eastAsia="Charis SIL Regular"/>
-          <w:b w:val="0"/>
-          <w:i w:val="0"/>
-          <w:color w:val="000000"/>
-          <w:sz w:val="24"/>
-        </w:rPr>
-        <w:t>e</w:t>
-      </w:r>
-      <w:r>
-        <w:rPr>
-          <w:u w:val="single" w:color="0000ff"/>
-          <w:rFonts w:ascii="Charis SIL Regular" w:hAnsi="Charis SIL Regular" w:eastAsia="Charis SIL Regular"/>
-          <w:b w:val="0"/>
-          <w:i w:val="0"/>
-          <w:color w:val="000000"/>
-          <w:sz w:val="24"/>
-        </w:rPr>
-        <w:hyperlink r:id="rId14" w:history="1">
-          <w:r>
-            <w:rPr>
-              <w:rStyle w:val="Hyperlink"/>
-            </w:rPr>
-            <w:t>um w</w:t>
-          </w:r>
-        </w:hyperlink>
+        <w:t>archief is opgedeeld in de periode dat het een zelfstandig museum w</w:t>
       </w:r>
       <w:r>
         <w:rPr>

--- a/EXPORTS/DOCX/published/niveau3/Dutch/Museon.docx
+++ b/EXPORTS/DOCX/published/niveau3/Dutch/Museon.docx
@@ -353,7 +353,25 @@
           <w:color w:val="000000"/>
           <w:sz w:val="24"/>
         </w:rPr>
-        <w:t>belangrijke rol. Enkele jaren later volgde een oproep v</w:t>
+        <w:t xml:space="preserve">belangrijke rol. Enkele jaren later volgde een </w:t>
+      </w:r>
+      <w:r>
+        <w:rPr>
+          <w:u w:val="single" w:color="0000ff"/>
+          <w:rFonts w:ascii="Charis SIL Regular" w:hAnsi="Charis SIL Regular" w:eastAsia="Charis SIL Regular"/>
+          <w:b w:val="0"/>
+          <w:i w:val="0"/>
+          <w:color w:val="000000"/>
+          <w:sz w:val="24"/>
+        </w:rPr>
+        <w:hyperlink r:id="rId9" w:history="1">
+          <w:r>
+            <w:rPr>
+              <w:rStyle w:val="Hyperlink"/>
+            </w:rPr>
+            <w:t>oproep v</w:t>
+          </w:r>
+        </w:hyperlink>
       </w:r>
       <w:r>
         <w:rPr>
@@ -1252,7 +1270,36 @@
           <w:color w:val="000000"/>
           <w:sz w:val="24"/>
         </w:rPr>
-        <w:t>archief is opgedeeld in de periode dat het een zelfstandig museum w</w:t>
+        <w:t>archief is opgedeeld in de periode dat het een zelfstandig mus</w:t>
+      </w:r>
+      <w:r>
+        <w:rPr>
+          <w:u w:val="single" w:color="0000ff"/>
+          <w:rFonts w:ascii="Charis SIL Regular" w:hAnsi="Charis SIL Regular" w:eastAsia="Charis SIL Regular"/>
+          <w:b w:val="0"/>
+          <w:i w:val="0"/>
+          <w:color w:val="000000"/>
+          <w:sz w:val="24"/>
+        </w:rPr>
+        <w:t>e</w:t>
+      </w:r>
+      <w:r>
+        <w:rPr>
+          <w:u w:val="single" w:color="0000ff"/>
+          <w:rFonts w:ascii="Charis SIL Regular" w:hAnsi="Charis SIL Regular" w:eastAsia="Charis SIL Regular"/>
+          <w:b w:val="0"/>
+          <w:i w:val="0"/>
+          <w:color w:val="000000"/>
+          <w:sz w:val="24"/>
+        </w:rPr>
+        <w:hyperlink r:id="rId14" w:history="1">
+          <w:r>
+            <w:rPr>
+              <w:rStyle w:val="Hyperlink"/>
+            </w:rPr>
+            <w:t>um w</w:t>
+          </w:r>
+        </w:hyperlink>
       </w:r>
       <w:r>
         <w:rPr>

--- a/EXPORTS/DOCX/published/niveau3/Dutch/Museon.docx
+++ b/EXPORTS/DOCX/published/niveau3/Dutch/Museon.docx
@@ -375,21 +375,13 @@
       </w:r>
       <w:r>
         <w:rPr>
-          <w:u w:val="single" w:color="0000ff"/>
           <w:rFonts w:ascii="Charis SIL Regular" w:hAnsi="Charis SIL Regular" w:eastAsia="Charis SIL Regular"/>
           <w:b w:val="0"/>
           <w:i w:val="0"/>
           <w:color w:val="000000"/>
           <w:sz w:val="24"/>
         </w:rPr>
-        <w:hyperlink r:id="rId9" w:history="1">
-          <w:r>
-            <w:rPr>
-              <w:rStyle w:val="Hyperlink"/>
-            </w:rPr>
-            <w:t xml:space="preserve">oor </w:t>
-          </w:r>
-        </w:hyperlink>
+        <w:t xml:space="preserve">oor </w:t>
       </w:r>
       <w:r>
         <w:rPr>

--- a/EXPORTS/DOCX/published/niveau3/Dutch/Museon.docx
+++ b/EXPORTS/DOCX/published/niveau3/Dutch/Museon.docx
@@ -375,13 +375,21 @@
       </w:r>
       <w:r>
         <w:rPr>
+          <w:u w:val="single" w:color="0000ff"/>
           <w:rFonts w:ascii="Charis SIL Regular" w:hAnsi="Charis SIL Regular" w:eastAsia="Charis SIL Regular"/>
           <w:b w:val="0"/>
           <w:i w:val="0"/>
           <w:color w:val="000000"/>
           <w:sz w:val="24"/>
         </w:rPr>
-        <w:t xml:space="preserve">oor </w:t>
+        <w:hyperlink r:id="rId9" w:history="1">
+          <w:r>
+            <w:rPr>
+              <w:rStyle w:val="Hyperlink"/>
+            </w:rPr>
+            <w:t xml:space="preserve">oor </w:t>
+          </w:r>
+        </w:hyperlink>
       </w:r>
       <w:r>
         <w:rPr>

--- a/EXPORTS/DOCX/published/niveau3/Dutch/Museon.docx
+++ b/EXPORTS/DOCX/published/niveau3/Dutch/Museon.docx
@@ -353,7 +353,7 @@
           <w:color w:val="000000"/>
           <w:sz w:val="24"/>
         </w:rPr>
-        <w:t>belangrijke rol. Enkele jaren later volgde een oproep v</w:t>
+        <w:t xml:space="preserve">belangrijke rol. Enkele jaren later volgde een </w:t>
       </w:r>
       <w:r>
         <w:rPr>
@@ -369,9 +369,19 @@
             <w:rPr>
               <w:rStyle w:val="Hyperlink"/>
             </w:rPr>
-            <w:t xml:space="preserve">oor </w:t>
+            <w:t>oproep v</w:t>
           </w:r>
         </w:hyperlink>
+      </w:r>
+      <w:r>
+        <w:rPr>
+          <w:rFonts w:ascii="Charis SIL Regular" w:hAnsi="Charis SIL Regular" w:eastAsia="Charis SIL Regular"/>
+          <w:b w:val="0"/>
+          <w:i w:val="0"/>
+          <w:color w:val="000000"/>
+          <w:sz w:val="24"/>
+        </w:rPr>
+        <w:t xml:space="preserve">oor </w:t>
       </w:r>
       <w:r>
         <w:rPr>

--- a/EXPORTS/DOCX/published/niveau3/Dutch/Museon.docx
+++ b/EXPORTS/DOCX/published/niveau3/Dutch/Museon.docx
@@ -353,7 +353,7 @@
           <w:color w:val="000000"/>
           <w:sz w:val="24"/>
         </w:rPr>
-        <w:t xml:space="preserve">belangrijke rol. Enkele jaren later volgde een </w:t>
+        <w:t>belangrijke rol. Enkele jaren later volgde een oproep v</w:t>
       </w:r>
       <w:r>
         <w:rPr>
@@ -369,19 +369,9 @@
             <w:rPr>
               <w:rStyle w:val="Hyperlink"/>
             </w:rPr>
-            <w:t>oproep v</w:t>
+            <w:t xml:space="preserve">oor </w:t>
           </w:r>
         </w:hyperlink>
-      </w:r>
-      <w:r>
-        <w:rPr>
-          <w:rFonts w:ascii="Charis SIL Regular" w:hAnsi="Charis SIL Regular" w:eastAsia="Charis SIL Regular"/>
-          <w:b w:val="0"/>
-          <w:i w:val="0"/>
-          <w:color w:val="000000"/>
-          <w:sz w:val="24"/>
-        </w:rPr>
-        <w:t xml:space="preserve">oor </w:t>
       </w:r>
       <w:r>
         <w:rPr>
